--- a/tasks/finalpool/sf-support-agent-performance/groundtruth_workspace/Agent_Review.docx
+++ b/tasks/finalpool/sf-support-agent-performance/groundtruth_workspace/Agent_Review.docx
@@ -7,12 +7,51 @@
         <w:pStyle w:val="Heading1"/>
       </w:pPr>
       <w:r>
-        <w:t>Agent Review</w:t>
+        <w:t>Support Agent Performance Review</w:t>
       </w:r>
     </w:p>
     <w:p>
       <w:r>
-        <w:t>This is a summary report generated based on the data analysis. The key findings and recommendations are outlined below. Further details can be found in the accompanying Excel file.</w:t>
+        <w:t>This review summarizes the performance of our active support agents based on data from the support data warehouse. The team currently has 9 active agents distributed across the Specialist, Tier 2, and Tier 3 teams covering junior, mid, and senior skill levels.</w:t>
+      </w:r>
+    </w:p>
+    <w:p>
+      <w:pPr>
+        <w:pStyle w:val="Heading2"/>
+      </w:pPr>
+      <w:r>
+        <w:t>Performance Highlights</w:t>
+      </w:r>
+    </w:p>
+    <w:p>
+      <w:r>
+        <w:t>Top performing agents (by tickets handled) include Emma, Ava, and Michael. The performance distribution across the team shows a balance of senior and junior skill levels in each team.</w:t>
+      </w:r>
+    </w:p>
+    <w:p>
+      <w:pPr>
+        <w:pStyle w:val="Heading2"/>
+      </w:pPr>
+      <w:r>
+        <w:t>Agents Needing Attention</w:t>
+      </w:r>
+    </w:p>
+    <w:p>
+      <w:r>
+        <w:t>Agents William, Olivia, and James are flagged for attention. Their performance metrics warrant review, particularly their ticket handling volume and customer satisfaction trends. We recommend a coaching review to identify improvement opportunities.</w:t>
+      </w:r>
+    </w:p>
+    <w:p>
+      <w:pPr>
+        <w:pStyle w:val="Heading2"/>
+      </w:pPr>
+      <w:r>
+        <w:t>Recommendations</w:t>
+      </w:r>
+    </w:p>
+    <w:p>
+      <w:r>
+        <w:t>We recommend pairing junior agents with senior agents for mentorship and tracking weekly performance to identify trends. A follow-up review of agents needing attention will be scheduled to assess progress.</w:t>
       </w:r>
     </w:p>
     <w:sectPr>
